--- a/var/templates_docx/E-400.docx
+++ b/var/templates_docx/E-400.docx
@@ -181,24 +181,17 @@
         </w:numPr>
       </w:pPr>
       <w:r>
-        <w:t xml:space="preserve">Proporcionar la base sobre la que construir el</w:t>
-      </w:r>
-      <w:r>
-        <w:t xml:space="preserve"> </w:t>
-      </w:r>
+        <w:t>Proporcionar la base sobre la que construir el Plan de Continuidad del Servicio (PCS) descrito en la Política POL-109.</w:t>
+      </w:r>
+      <w:r/>
       <w:r>
         <w:rPr>
           <w:bCs/>
           <w:b/>
         </w:rPr>
-        <w:t xml:space="preserve">Plan de Continuidad del Servicio</w:t>
-      </w:r>
-      <w:r>
-        <w:t xml:space="preserve"> </w:t>
-      </w:r>
-      <w:r>
-        <w:t xml:space="preserve">(PCS) descrito en la Política POL-104.</w:t>
-      </w:r>
+      </w:r>
+      <w:r/>
+      <w:r/>
     </w:p>
     <w:p>
       <w:pPr>
@@ -2679,24 +2672,17 @@
         <w:pStyle w:val="FirstParagraph"/>
       </w:pPr>
       <w:r>
-        <w:t xml:space="preserve">Conforme al apartado 4.2 de la Política POL-104, el presente BIA será objeto de revisión al menos con carácter</w:t>
-      </w:r>
-      <w:r>
-        <w:t xml:space="preserve"> </w:t>
-      </w:r>
+        <w:t>Conforme al apartado 4.2 de la Política POL-109, el presente BIA será objeto de revisión al menos con carácter anual y, con carácter extraordinario, cuando se produzcan cambios significativos en los servicios prestados, en la organización, en la infraestructura o en el contexto operativo de {{ cliente.razon_social }}.</w:t>
+      </w:r>
+      <w:r/>
       <w:r>
         <w:rPr>
           <w:bCs/>
           <w:b/>
         </w:rPr>
-        <w:t xml:space="preserve">anual</w:t>
-      </w:r>
-      <w:r>
-        <w:t xml:space="preserve"> </w:t>
-      </w:r>
-      <w:r>
-        <w:t xml:space="preserve">y, con carácter extraordinario, cuando se produzcan cambios significativos en los servicios prestados, en la organización, en la infraestructura o en el contexto operativo de {{ cliente.razon_social }}.</w:t>
-      </w:r>
+      </w:r>
+      <w:r/>
+      <w:r/>
     </w:p>
     <w:p>
       <w:pPr>
